--- a/doc/重要事件/北宋的「元祜黨人」.docx
+++ b/doc/重要事件/北宋的「元祜黨人」.docx
@@ -1,6 +1,6 @@
 
 <file path=word/document.xml><?xml version="1.0" encoding="utf-8"?>
-<w:document xmlns:wpc="http://schemas.microsoft.com/office/word/2010/wordprocessingCanvas" xmlns:cx="http://schemas.microsoft.com/office/drawing/2014/chartex" xmlns:cx1="http://schemas.microsoft.com/office/drawing/2015/9/8/chartex" xmlns:cx2="http://schemas.microsoft.com/office/drawing/2015/10/21/chartex" xmlns:cx3="http://schemas.microsoft.com/office/drawing/2016/5/9/chartex" xmlns:cx4="http://schemas.microsoft.com/office/drawing/2016/5/10/chartex" xmlns:cx5="http://schemas.microsoft.com/office/drawing/2016/5/11/chartex" xmlns:cx6="http://schemas.microsoft.com/office/drawing/2016/5/12/chartex" xmlns:cx7="http://schemas.microsoft.com/office/drawing/2016/5/13/chartex" xmlns:cx8="http://schemas.microsoft.com/office/drawing/2016/5/14/chartex" xmlns:mc="http://schemas.openxmlformats.org/markup-compatibility/2006" xmlns:aink="http://schemas.microsoft.com/office/drawing/2016/ink" xmlns:am3d="http://schemas.microsoft.com/office/drawing/2017/model3d" xmlns:o="urn:schemas-microsoft-com:office:office" xmlns:r="http://schemas.openxmlformats.org/officeDocument/2006/relationships" xmlns:m="http://schemas.openxmlformats.org/officeDocument/2006/math" xmlns:v="urn:schemas-microsoft-com:vml" xmlns:wp14="http://schemas.microsoft.com/office/word/2010/wordprocessingDrawing" xmlns:wp="http://schemas.openxmlformats.org/drawingml/2006/wordprocessingDrawing" xmlns:w10="urn:schemas-microsoft-com:office:word" xmlns:w="http://schemas.openxmlformats.org/wordprocessingml/2006/main" xmlns:w14="http://schemas.microsoft.com/office/word/2010/wordml" xmlns:w15="http://schemas.microsoft.com/office/word/2012/wordml" xmlns:w16cex="http://schemas.microsoft.com/office/word/2018/wordml/cex" xmlns:w16cid="http://schemas.microsoft.com/office/word/2016/wordml/cid" xmlns:w16="http://schemas.microsoft.com/office/word/2018/wordml" xmlns:w16sdtdh="http://schemas.microsoft.com/office/word/2020/wordml/sdtdatahash" xmlns:w16se="http://schemas.microsoft.com/office/word/2015/wordml/symex" xmlns:wpg="http://schemas.microsoft.com/office/word/2010/wordprocessingGroup" xmlns:wpi="http://schemas.microsoft.com/office/word/2010/wordprocessingInk" xmlns:wne="http://schemas.microsoft.com/office/word/2006/wordml" xmlns:wps="http://schemas.microsoft.com/office/word/2010/wordprocessingShape" mc:Ignorable="w14 w15 w16se w16cid w16 w16cex w16sdtdh wp14">
+<w:document xmlns:wpc="http://schemas.microsoft.com/office/word/2010/wordprocessingCanvas" xmlns:cx="http://schemas.microsoft.com/office/drawing/2014/chartex" xmlns:cx1="http://schemas.microsoft.com/office/drawing/2015/9/8/chartex" xmlns:cx2="http://schemas.microsoft.com/office/drawing/2015/10/21/chartex" xmlns:cx3="http://schemas.microsoft.com/office/drawing/2016/5/9/chartex" xmlns:cx4="http://schemas.microsoft.com/office/drawing/2016/5/10/chartex" xmlns:cx5="http://schemas.microsoft.com/office/drawing/2016/5/11/chartex" xmlns:cx6="http://schemas.microsoft.com/office/drawing/2016/5/12/chartex" xmlns:cx7="http://schemas.microsoft.com/office/drawing/2016/5/13/chartex" xmlns:cx8="http://schemas.microsoft.com/office/drawing/2016/5/14/chartex" xmlns:mc="http://schemas.openxmlformats.org/markup-compatibility/2006" xmlns:aink="http://schemas.microsoft.com/office/drawing/2016/ink" xmlns:am3d="http://schemas.microsoft.com/office/drawing/2017/model3d" xmlns:o="urn:schemas-microsoft-com:office:office" xmlns:oel="http://schemas.microsoft.com/office/2019/extlst" xmlns:r="http://schemas.openxmlformats.org/officeDocument/2006/relationships" xmlns:m="http://schemas.openxmlformats.org/officeDocument/2006/math" xmlns:v="urn:schemas-microsoft-com:vml" xmlns:wp14="http://schemas.microsoft.com/office/word/2010/wordprocessingDrawing" xmlns:wp="http://schemas.openxmlformats.org/drawingml/2006/wordprocessingDrawing" xmlns:w10="urn:schemas-microsoft-com:office:word" xmlns:w="http://schemas.openxmlformats.org/wordprocessingml/2006/main" xmlns:w14="http://schemas.microsoft.com/office/word/2010/wordml" xmlns:w15="http://schemas.microsoft.com/office/word/2012/wordml" xmlns:w16cex="http://schemas.microsoft.com/office/word/2018/wordml/cex" xmlns:w16cid="http://schemas.microsoft.com/office/word/2016/wordml/cid" xmlns:w16="http://schemas.microsoft.com/office/word/2018/wordml" xmlns:w16du="http://schemas.microsoft.com/office/word/2023/wordml/word16du" xmlns:w16sdtdh="http://schemas.microsoft.com/office/word/2020/wordml/sdtdatahash" xmlns:w16sdtfl="http://schemas.microsoft.com/office/word/2024/wordml/sdtformatlock" xmlns:w16se="http://schemas.microsoft.com/office/word/2015/wordml/symex" xmlns:wpg="http://schemas.microsoft.com/office/word/2010/wordprocessingGroup" xmlns:wpi="http://schemas.microsoft.com/office/word/2010/wordprocessingInk" xmlns:wne="http://schemas.microsoft.com/office/word/2006/wordml" xmlns:wps="http://schemas.microsoft.com/office/word/2010/wordprocessingShape" mc:Ignorable="w14 w15 w16se w16cid w16 w16cex w16sdtdh w16sdtfl w16du wp14">
   <w:body>
     <w:p>
       <w:pPr>
@@ -16,25 +16,7 @@
           <w:sz w:val="56"/>
           <w:szCs w:val="56"/>
         </w:rPr>
-        <w:t>北宋的「元</w:t>
-      </w:r>
-      <w:proofErr w:type="gramStart"/>
-      <w:r>
-        <w:rPr>
-          <w:rFonts w:ascii="標楷體" w:eastAsia="標楷體" w:hAnsi="標楷體"/>
-          <w:sz w:val="56"/>
-          <w:szCs w:val="56"/>
-        </w:rPr>
-        <w:t>祜</w:t>
-      </w:r>
-      <w:proofErr w:type="gramEnd"/>
-      <w:r>
-        <w:rPr>
-          <w:rFonts w:ascii="標楷體" w:eastAsia="標楷體" w:hAnsi="標楷體"/>
-          <w:sz w:val="56"/>
-          <w:szCs w:val="56"/>
-        </w:rPr>
-        <w:t>黨人」</w:t>
+        <w:t>北宋的「元祜黨人」</w:t>
       </w:r>
     </w:p>
     <w:p>
@@ -73,46 +55,203 @@
           <w:sz w:val="28"/>
           <w:szCs w:val="28"/>
         </w:rPr>
-        <w:t>「元</w:t>
-      </w:r>
-      <w:proofErr w:type="gramStart"/>
-      <w:r>
-        <w:rPr>
-          <w:rFonts w:ascii="標楷體" w:eastAsia="標楷體" w:hAnsi="標楷體" w:cs="新細明體"/>
-          <w:kern w:val="0"/>
-          <w:sz w:val="28"/>
-          <w:szCs w:val="28"/>
+        <w:t>「元祜</w:t>
+      </w:r>
+      <w:r>
+        <w:rPr>
+          <w:rFonts w:ascii="標楷體" w:eastAsia="標楷體" w:hAnsi="標楷體" w:hint="eastAsia"/>
+          <w:sz w:val="16"/>
+          <w:szCs w:val="16"/>
+        </w:rPr>
+        <w:t>(</w:t>
+      </w:r>
+      <w:r>
+        <w:rPr>
+          <w:rFonts w:ascii="標楷體" w:eastAsia="標楷體" w:hAnsi="標楷體" w:hint="eastAsia"/>
+          <w:color w:val="EE0000"/>
+          <w:sz w:val="16"/>
+          <w:szCs w:val="16"/>
+        </w:rPr>
+        <w:t>ㄏㄨˋ</w:t>
+      </w:r>
+      <w:r>
+        <w:rPr>
+          <w:rFonts w:ascii="標楷體" w:eastAsia="標楷體" w:hAnsi="標楷體" w:hint="eastAsia"/>
+          <w:sz w:val="16"/>
+          <w:szCs w:val="16"/>
+        </w:rPr>
+        <w:t>)</w:t>
+      </w:r>
+      <w:r>
+        <w:rPr>
+          <w:rFonts w:ascii="標楷體" w:eastAsia="標楷體" w:hAnsi="標楷體" w:cs="新細明體"/>
+          <w:kern w:val="0"/>
+          <w:sz w:val="28"/>
+          <w:szCs w:val="28"/>
+        </w:rPr>
+        <w:t>黨人」是指</w:t>
+      </w:r>
+      <w:r>
+        <w:rPr>
+          <w:rFonts w:ascii="標楷體" w:eastAsia="標楷體" w:hAnsi="標楷體" w:cs="新細明體"/>
+          <w:kern w:val="0"/>
+          <w:sz w:val="28"/>
+          <w:szCs w:val="28"/>
+          <w:u w:val="single"/>
+        </w:rPr>
+        <w:t>北宋</w:t>
+      </w:r>
+      <w:r>
+        <w:rPr>
+          <w:rFonts w:ascii="標楷體" w:eastAsia="標楷體" w:hAnsi="標楷體" w:cs="新細明體" w:hint="eastAsia"/>
+          <w:kern w:val="0"/>
+          <w:sz w:val="28"/>
+          <w:szCs w:val="28"/>
+        </w:rPr>
+        <w:t xml:space="preserve"> </w:t>
+      </w:r>
+      <w:r>
+        <w:rPr>
+          <w:rFonts w:ascii="標楷體" w:eastAsia="標楷體" w:hAnsi="標楷體" w:cs="新細明體"/>
+          <w:kern w:val="0"/>
+          <w:sz w:val="28"/>
+          <w:szCs w:val="28"/>
+          <w:u w:val="single"/>
+        </w:rPr>
+        <w:t>哲宗</w:t>
+      </w:r>
+      <w:r>
+        <w:rPr>
+          <w:rFonts w:ascii="標楷體" w:eastAsia="標楷體" w:hAnsi="標楷體" w:cs="新細明體"/>
+          <w:kern w:val="0"/>
+          <w:sz w:val="28"/>
+          <w:szCs w:val="28"/>
+        </w:rPr>
+        <w:t>時期（</w:t>
+      </w:r>
+      <w:r>
+        <w:rPr>
+          <w:rFonts w:ascii="標楷體" w:eastAsia="標楷體" w:hAnsi="標楷體" w:cs="新細明體"/>
+          <w:kern w:val="0"/>
+          <w:sz w:val="28"/>
+          <w:szCs w:val="28"/>
+          <w:u w:val="single"/>
+        </w:rPr>
+        <w:t>元祜</w:t>
+      </w:r>
+      <w:r>
+        <w:rPr>
+          <w:rFonts w:ascii="標楷體" w:eastAsia="標楷體" w:hAnsi="標楷體" w:cs="新細明體"/>
+          <w:kern w:val="0"/>
+          <w:sz w:val="28"/>
+          <w:szCs w:val="28"/>
+        </w:rPr>
+        <w:t>年間，1086—1093年），以</w:t>
+      </w:r>
+      <w:r>
+        <w:rPr>
+          <w:rFonts w:ascii="標楷體" w:eastAsia="標楷體" w:hAnsi="標楷體" w:cs="新細明體"/>
+          <w:kern w:val="0"/>
+          <w:sz w:val="28"/>
+          <w:szCs w:val="28"/>
+          <w:u w:val="single"/>
+        </w:rPr>
+        <w:t>高太后</w:t>
+      </w:r>
+      <w:r>
+        <w:rPr>
+          <w:rFonts w:ascii="標楷體" w:eastAsia="標楷體" w:hAnsi="標楷體" w:cs="新細明體"/>
+          <w:kern w:val="0"/>
+          <w:sz w:val="28"/>
+          <w:szCs w:val="28"/>
+        </w:rPr>
+        <w:t>垂簾聽政為核心、主張保守穩健路線的朝廷政治群體。在此之前，</w:t>
+      </w:r>
+      <w:r>
+        <w:rPr>
+          <w:rFonts w:ascii="標楷體" w:eastAsia="標楷體" w:hAnsi="標楷體" w:cs="新細明體"/>
+          <w:kern w:val="0"/>
+          <w:sz w:val="28"/>
+          <w:szCs w:val="28"/>
+          <w:u w:val="single"/>
+        </w:rPr>
+        <w:t>宋神宗</w:t>
+      </w:r>
+      <w:r>
+        <w:rPr>
+          <w:rFonts w:ascii="標楷體" w:eastAsia="標楷體" w:hAnsi="標楷體" w:cs="新細明體"/>
+          <w:kern w:val="0"/>
+          <w:sz w:val="28"/>
+          <w:szCs w:val="28"/>
+        </w:rPr>
+        <w:t>重用</w:t>
+      </w:r>
+      <w:r>
+        <w:rPr>
+          <w:rFonts w:ascii="標楷體" w:eastAsia="標楷體" w:hAnsi="標楷體" w:cs="新細明體"/>
+          <w:kern w:val="0"/>
+          <w:sz w:val="28"/>
+          <w:szCs w:val="28"/>
+          <w:u w:val="single"/>
+        </w:rPr>
+        <w:t>王安石</w:t>
+      </w:r>
+      <w:r>
+        <w:rPr>
+          <w:rFonts w:ascii="標楷體" w:eastAsia="標楷體" w:hAnsi="標楷體" w:cs="新細明體"/>
+          <w:kern w:val="0"/>
+          <w:sz w:val="28"/>
+          <w:szCs w:val="28"/>
+        </w:rPr>
+        <w:t>推行「熙寧變法」（新法），引發朝野劇烈爭議。</w:t>
+      </w:r>
+      <w:r>
+        <w:rPr>
+          <w:rFonts w:ascii="標楷體" w:eastAsia="標楷體" w:hAnsi="標楷體" w:cs="新細明體"/>
+          <w:kern w:val="0"/>
+          <w:sz w:val="28"/>
+          <w:szCs w:val="28"/>
+          <w:u w:val="single"/>
+        </w:rPr>
+        <w:t>元</w:t>
+      </w:r>
+      <w:r>
+        <w:rPr>
+          <w:rFonts w:ascii="標楷體" w:eastAsia="標楷體" w:hAnsi="標楷體" w:cs="新細明體"/>
+          <w:kern w:val="0"/>
+          <w:sz w:val="28"/>
+          <w:szCs w:val="28"/>
+          <w:u w:val="single"/>
         </w:rPr>
         <w:t>祜</w:t>
       </w:r>
-      <w:proofErr w:type="gramEnd"/>
-      <w:r>
-        <w:rPr>
-          <w:rFonts w:ascii="標楷體" w:eastAsia="標楷體" w:hAnsi="標楷體" w:cs="新細明體"/>
-          <w:kern w:val="0"/>
-          <w:sz w:val="28"/>
-          <w:szCs w:val="28"/>
-        </w:rPr>
-        <w:t>黨人」是指</w:t>
-      </w:r>
-      <w:r>
-        <w:rPr>
-          <w:rFonts w:ascii="標楷體" w:eastAsia="標楷體" w:hAnsi="標楷體" w:cs="新細明體"/>
-          <w:kern w:val="0"/>
-          <w:sz w:val="28"/>
-          <w:szCs w:val="28"/>
-          <w:u w:val="single"/>
-        </w:rPr>
-        <w:t>北宋</w:t>
-      </w:r>
-      <w:r>
-        <w:rPr>
-          <w:rFonts w:ascii="標楷體" w:eastAsia="標楷體" w:hAnsi="標楷體" w:cs="新細明體" w:hint="eastAsia"/>
-          <w:kern w:val="0"/>
-          <w:sz w:val="28"/>
-          <w:szCs w:val="28"/>
-        </w:rPr>
-        <w:t xml:space="preserve"> </w:t>
+      <w:r>
+        <w:rPr>
+          <w:rFonts w:ascii="標楷體" w:eastAsia="標楷體" w:hAnsi="標楷體" w:cs="新細明體"/>
+          <w:kern w:val="0"/>
+          <w:sz w:val="28"/>
+          <w:szCs w:val="28"/>
+        </w:rPr>
+        <w:t>元年（1086年），</w:t>
+      </w:r>
+      <w:r>
+        <w:rPr>
+          <w:rFonts w:ascii="標楷體" w:eastAsia="標楷體" w:hAnsi="標楷體" w:cs="新細明體"/>
+          <w:kern w:val="0"/>
+          <w:sz w:val="28"/>
+          <w:szCs w:val="28"/>
+          <w:u w:val="single"/>
+        </w:rPr>
+        <w:t>神宗</w:t>
+      </w:r>
+      <w:r>
+        <w:rPr>
+          <w:rFonts w:ascii="標楷體" w:eastAsia="標楷體" w:hAnsi="標楷體" w:cs="新細明體"/>
+          <w:kern w:val="0"/>
+          <w:sz w:val="28"/>
+          <w:szCs w:val="28"/>
+        </w:rPr>
+        <w:t>駕崩，</w:t>
       </w:r>
       <w:r>
         <w:rPr>
@@ -131,58 +270,7 @@
           <w:sz w:val="28"/>
           <w:szCs w:val="28"/>
         </w:rPr>
-        <w:t>時期（</w:t>
-      </w:r>
-      <w:r>
-        <w:rPr>
-          <w:rFonts w:ascii="標楷體" w:eastAsia="標楷體" w:hAnsi="標楷體" w:cs="新細明體"/>
-          <w:kern w:val="0"/>
-          <w:sz w:val="28"/>
-          <w:szCs w:val="28"/>
-          <w:u w:val="single"/>
-        </w:rPr>
-        <w:t>元</w:t>
-      </w:r>
-      <w:proofErr w:type="gramStart"/>
-      <w:r>
-        <w:rPr>
-          <w:rFonts w:ascii="標楷體" w:eastAsia="標楷體" w:hAnsi="標楷體" w:cs="新細明體"/>
-          <w:kern w:val="0"/>
-          <w:sz w:val="28"/>
-          <w:szCs w:val="28"/>
-          <w:u w:val="single"/>
-        </w:rPr>
-        <w:t>祜</w:t>
-      </w:r>
-      <w:proofErr w:type="gramEnd"/>
-      <w:r>
-        <w:rPr>
-          <w:rFonts w:ascii="標楷體" w:eastAsia="標楷體" w:hAnsi="標楷體" w:cs="新細明體"/>
-          <w:kern w:val="0"/>
-          <w:sz w:val="28"/>
-          <w:szCs w:val="28"/>
-        </w:rPr>
-        <w:t>年間，1086</w:t>
-      </w:r>
-      <w:proofErr w:type="gramStart"/>
-      <w:r>
-        <w:rPr>
-          <w:rFonts w:ascii="標楷體" w:eastAsia="標楷體" w:hAnsi="標楷體" w:cs="新細明體"/>
-          <w:kern w:val="0"/>
-          <w:sz w:val="28"/>
-          <w:szCs w:val="28"/>
-        </w:rPr>
-        <w:t>—</w:t>
-      </w:r>
-      <w:proofErr w:type="gramEnd"/>
-      <w:r>
-        <w:rPr>
-          <w:rFonts w:ascii="標楷體" w:eastAsia="標楷體" w:hAnsi="標楷體" w:cs="新細明體"/>
-          <w:kern w:val="0"/>
-          <w:sz w:val="28"/>
-          <w:szCs w:val="28"/>
-        </w:rPr>
-        <w:t>1093年），以</w:t>
+        <w:t>年幼，</w:t>
       </w:r>
       <w:r>
         <w:rPr>
@@ -201,152 +289,6 @@
           <w:sz w:val="28"/>
           <w:szCs w:val="28"/>
         </w:rPr>
-        <w:t>垂簾聽政為核心、主張保守穩健路線的朝廷政治群體。在此之前，</w:t>
-      </w:r>
-      <w:r>
-        <w:rPr>
-          <w:rFonts w:ascii="標楷體" w:eastAsia="標楷體" w:hAnsi="標楷體" w:cs="新細明體"/>
-          <w:kern w:val="0"/>
-          <w:sz w:val="28"/>
-          <w:szCs w:val="28"/>
-          <w:u w:val="single"/>
-        </w:rPr>
-        <w:t>宋神宗</w:t>
-      </w:r>
-      <w:r>
-        <w:rPr>
-          <w:rFonts w:ascii="標楷體" w:eastAsia="標楷體" w:hAnsi="標楷體" w:cs="新細明體"/>
-          <w:kern w:val="0"/>
-          <w:sz w:val="28"/>
-          <w:szCs w:val="28"/>
-        </w:rPr>
-        <w:t>重用</w:t>
-      </w:r>
-      <w:r>
-        <w:rPr>
-          <w:rFonts w:ascii="標楷體" w:eastAsia="標楷體" w:hAnsi="標楷體" w:cs="新細明體"/>
-          <w:kern w:val="0"/>
-          <w:sz w:val="28"/>
-          <w:szCs w:val="28"/>
-          <w:u w:val="single"/>
-        </w:rPr>
-        <w:t>王安石</w:t>
-      </w:r>
-      <w:r>
-        <w:rPr>
-          <w:rFonts w:ascii="標楷體" w:eastAsia="標楷體" w:hAnsi="標楷體" w:cs="新細明體"/>
-          <w:kern w:val="0"/>
-          <w:sz w:val="28"/>
-          <w:szCs w:val="28"/>
-        </w:rPr>
-        <w:t>推行「</w:t>
-      </w:r>
-      <w:proofErr w:type="gramStart"/>
-      <w:r>
-        <w:rPr>
-          <w:rFonts w:ascii="標楷體" w:eastAsia="標楷體" w:hAnsi="標楷體" w:cs="新細明體"/>
-          <w:kern w:val="0"/>
-          <w:sz w:val="28"/>
-          <w:szCs w:val="28"/>
-        </w:rPr>
-        <w:t>熙寧變法</w:t>
-      </w:r>
-      <w:proofErr w:type="gramEnd"/>
-      <w:r>
-        <w:rPr>
-          <w:rFonts w:ascii="標楷體" w:eastAsia="標楷體" w:hAnsi="標楷體" w:cs="新細明體"/>
-          <w:kern w:val="0"/>
-          <w:sz w:val="28"/>
-          <w:szCs w:val="28"/>
-        </w:rPr>
-        <w:t>」（新法），引發朝野劇烈爭議。</w:t>
-      </w:r>
-      <w:r>
-        <w:rPr>
-          <w:rFonts w:ascii="標楷體" w:eastAsia="標楷體" w:hAnsi="標楷體" w:cs="新細明體"/>
-          <w:kern w:val="0"/>
-          <w:sz w:val="28"/>
-          <w:szCs w:val="28"/>
-          <w:u w:val="single"/>
-        </w:rPr>
-        <w:t>元</w:t>
-      </w:r>
-      <w:proofErr w:type="gramStart"/>
-      <w:r>
-        <w:rPr>
-          <w:rFonts w:ascii="標楷體" w:eastAsia="標楷體" w:hAnsi="標楷體" w:cs="新細明體"/>
-          <w:kern w:val="0"/>
-          <w:sz w:val="28"/>
-          <w:szCs w:val="28"/>
-          <w:u w:val="single"/>
-        </w:rPr>
-        <w:t>祐</w:t>
-      </w:r>
-      <w:proofErr w:type="gramEnd"/>
-      <w:r>
-        <w:rPr>
-          <w:rFonts w:ascii="標楷體" w:eastAsia="標楷體" w:hAnsi="標楷體" w:cs="新細明體"/>
-          <w:kern w:val="0"/>
-          <w:sz w:val="28"/>
-          <w:szCs w:val="28"/>
-        </w:rPr>
-        <w:t>元年（1086年），</w:t>
-      </w:r>
-      <w:r>
-        <w:rPr>
-          <w:rFonts w:ascii="標楷體" w:eastAsia="標楷體" w:hAnsi="標楷體" w:cs="新細明體"/>
-          <w:kern w:val="0"/>
-          <w:sz w:val="28"/>
-          <w:szCs w:val="28"/>
-          <w:u w:val="single"/>
-        </w:rPr>
-        <w:t>神宗</w:t>
-      </w:r>
-      <w:r>
-        <w:rPr>
-          <w:rFonts w:ascii="標楷體" w:eastAsia="標楷體" w:hAnsi="標楷體" w:cs="新細明體"/>
-          <w:kern w:val="0"/>
-          <w:sz w:val="28"/>
-          <w:szCs w:val="28"/>
-        </w:rPr>
-        <w:t>駕崩，</w:t>
-      </w:r>
-      <w:r>
-        <w:rPr>
-          <w:rFonts w:ascii="標楷體" w:eastAsia="標楷體" w:hAnsi="標楷體" w:cs="新細明體"/>
-          <w:kern w:val="0"/>
-          <w:sz w:val="28"/>
-          <w:szCs w:val="28"/>
-          <w:u w:val="single"/>
-        </w:rPr>
-        <w:t>哲宗</w:t>
-      </w:r>
-      <w:r>
-        <w:rPr>
-          <w:rFonts w:ascii="標楷體" w:eastAsia="標楷體" w:hAnsi="標楷體" w:cs="新細明體"/>
-          <w:kern w:val="0"/>
-          <w:sz w:val="28"/>
-          <w:szCs w:val="28"/>
-        </w:rPr>
-        <w:t>年幼，</w:t>
-      </w:r>
-      <w:r>
-        <w:rPr>
-          <w:rFonts w:ascii="標楷體" w:eastAsia="標楷體" w:hAnsi="標楷體" w:cs="新細明體"/>
-          <w:kern w:val="0"/>
-          <w:sz w:val="28"/>
-          <w:szCs w:val="28"/>
-          <w:u w:val="single"/>
-        </w:rPr>
-        <w:t>高太后</w:t>
-      </w:r>
-      <w:r>
-        <w:rPr>
-          <w:rFonts w:ascii="標楷體" w:eastAsia="標楷體" w:hAnsi="標楷體" w:cs="新細明體"/>
-          <w:kern w:val="0"/>
-          <w:sz w:val="28"/>
-          <w:szCs w:val="28"/>
-        </w:rPr>
         <w:t>聽政，隨即起用</w:t>
       </w:r>
       <w:r>
@@ -366,39 +308,35 @@
           <w:sz w:val="28"/>
           <w:szCs w:val="28"/>
         </w:rPr>
-        <w:t>等人廢除新法，恢復舊制，史稱「元</w:t>
-      </w:r>
-      <w:proofErr w:type="gramStart"/>
-      <w:r>
-        <w:rPr>
-          <w:rFonts w:ascii="標楷體" w:eastAsia="標楷體" w:hAnsi="標楷體" w:cs="新細明體"/>
-          <w:kern w:val="0"/>
-          <w:sz w:val="28"/>
-          <w:szCs w:val="28"/>
-        </w:rPr>
-        <w:t>祐更化</w:t>
-      </w:r>
-      <w:proofErr w:type="gramEnd"/>
-      <w:r>
-        <w:rPr>
-          <w:rFonts w:ascii="標楷體" w:eastAsia="標楷體" w:hAnsi="標楷體" w:cs="新細明體"/>
-          <w:kern w:val="0"/>
-          <w:sz w:val="28"/>
-          <w:szCs w:val="28"/>
-        </w:rPr>
-        <w:t>」。這群反對新法、主張復古的官員與士大夫，便被稱為「元</w:t>
-      </w:r>
-      <w:proofErr w:type="gramStart"/>
-      <w:r>
-        <w:rPr>
-          <w:rFonts w:ascii="標楷體" w:eastAsia="標楷體" w:hAnsi="標楷體" w:cs="新細明體"/>
-          <w:kern w:val="0"/>
-          <w:sz w:val="28"/>
-          <w:szCs w:val="28"/>
-        </w:rPr>
-        <w:t>祐</w:t>
-      </w:r>
-      <w:proofErr w:type="gramEnd"/>
+        <w:t>等人廢除新法，恢復舊制，史稱「</w:t>
+      </w:r>
+      <w:r>
+        <w:rPr>
+          <w:rFonts w:ascii="標楷體" w:eastAsia="標楷體" w:hAnsi="標楷體" w:cs="新細明體"/>
+          <w:kern w:val="0"/>
+          <w:sz w:val="28"/>
+          <w:szCs w:val="28"/>
+        </w:rPr>
+        <w:t>元祜</w:t>
+      </w:r>
+      <w:r>
+        <w:rPr>
+          <w:rFonts w:ascii="標楷體" w:eastAsia="標楷體" w:hAnsi="標楷體" w:cs="新細明體"/>
+          <w:kern w:val="0"/>
+          <w:sz w:val="28"/>
+          <w:szCs w:val="28"/>
+        </w:rPr>
+        <w:t>更化」。這群反對新法、主張復古的官員與士大夫，便被稱為「</w:t>
+      </w:r>
+      <w:r>
+        <w:rPr>
+          <w:rFonts w:ascii="標楷體" w:eastAsia="標楷體" w:hAnsi="標楷體" w:cs="新細明體"/>
+          <w:kern w:val="0"/>
+          <w:sz w:val="28"/>
+          <w:szCs w:val="28"/>
+        </w:rPr>
+        <w:t>元祜</w:t>
+      </w:r>
       <w:r>
         <w:rPr>
           <w:rFonts w:ascii="標楷體" w:eastAsia="標楷體" w:hAnsi="標楷體" w:cs="新細明體"/>
@@ -449,17 +387,15 @@
         </w:rPr>
         <w:t>「元</w:t>
       </w:r>
-      <w:proofErr w:type="gramStart"/>
-      <w:r>
-        <w:rPr>
-          <w:rFonts w:ascii="標楷體" w:eastAsia="標楷體" w:hAnsi="標楷體" w:cs="新細明體"/>
-          <w:kern w:val="0"/>
-          <w:sz w:val="28"/>
-          <w:szCs w:val="28"/>
-        </w:rPr>
-        <w:t>祐</w:t>
-      </w:r>
-      <w:proofErr w:type="gramEnd"/>
+      <w:r>
+        <w:rPr>
+          <w:rFonts w:ascii="標楷體" w:eastAsia="標楷體" w:hAnsi="標楷體" w:cs="新細明體"/>
+          <w:kern w:val="0"/>
+          <w:sz w:val="28"/>
+          <w:szCs w:val="28"/>
+        </w:rPr>
+        <w:t>祜</w:t>
+      </w:r>
       <w:r>
         <w:rPr>
           <w:rFonts w:ascii="標楷體" w:eastAsia="標楷體" w:hAnsi="標楷體" w:cs="新細明體"/>
@@ -533,27 +469,25 @@
           <w:sz w:val="28"/>
           <w:szCs w:val="28"/>
         </w:rPr>
-        <w:t>：主導元</w:t>
-      </w:r>
-      <w:proofErr w:type="gramStart"/>
-      <w:r>
-        <w:rPr>
-          <w:rFonts w:ascii="標楷體" w:eastAsia="標楷體" w:hAnsi="標楷體" w:cs="新細明體"/>
-          <w:kern w:val="0"/>
-          <w:sz w:val="28"/>
-          <w:szCs w:val="28"/>
-        </w:rPr>
-        <w:t>祐更化</w:t>
-      </w:r>
-      <w:proofErr w:type="gramEnd"/>
-      <w:r>
-        <w:rPr>
-          <w:rFonts w:ascii="標楷體" w:eastAsia="標楷體" w:hAnsi="標楷體" w:cs="新細明體"/>
-          <w:kern w:val="0"/>
-          <w:sz w:val="28"/>
-          <w:szCs w:val="28"/>
-        </w:rPr>
-        <w:t>，力主全面廢除新法。</w:t>
+        <w:t>：主導</w:t>
+      </w:r>
+      <w:r>
+        <w:rPr>
+          <w:rFonts w:ascii="標楷體" w:eastAsia="標楷體" w:hAnsi="標楷體" w:cs="新細明體"/>
+          <w:kern w:val="0"/>
+          <w:sz w:val="28"/>
+          <w:szCs w:val="28"/>
+        </w:rPr>
+        <w:t>元祜</w:t>
+      </w:r>
+      <w:r>
+        <w:rPr>
+          <w:rFonts w:ascii="標楷體" w:eastAsia="標楷體" w:hAnsi="標楷體" w:cs="新細明體"/>
+          <w:kern w:val="0"/>
+          <w:sz w:val="28"/>
+          <w:szCs w:val="28"/>
+        </w:rPr>
+        <w:t>更化，力主全面廢除新法。</w:t>
       </w:r>
     </w:p>
     <w:p>
@@ -738,9 +672,8 @@
           <w:szCs w:val="28"/>
           <w:u w:val="single"/>
         </w:rPr>
-        <w:t>文</w:t>
-      </w:r>
-      <w:proofErr w:type="gramStart"/>
+        <w:t>文彥博</w:t>
+      </w:r>
       <w:r>
         <w:rPr>
           <w:rFonts w:ascii="標楷體" w:eastAsia="標楷體" w:hAnsi="標楷體" w:cs="新細明體"/>
@@ -749,11 +682,9 @@
           <w:kern w:val="0"/>
           <w:sz w:val="28"/>
           <w:szCs w:val="28"/>
-          <w:u w:val="single"/>
-        </w:rPr>
-        <w:t>彥</w:t>
-      </w:r>
-      <w:proofErr w:type="gramEnd"/>
+        </w:rPr>
+        <w:t>、</w:t>
+      </w:r>
       <w:r>
         <w:rPr>
           <w:rFonts w:ascii="標楷體" w:eastAsia="標楷體" w:hAnsi="標楷體" w:cs="新細明體"/>
@@ -764,33 +695,8 @@
           <w:szCs w:val="28"/>
           <w:u w:val="single"/>
         </w:rPr>
-        <w:t>博</w:t>
-      </w:r>
-      <w:r>
-        <w:rPr>
-          <w:rFonts w:ascii="標楷體" w:eastAsia="標楷體" w:hAnsi="標楷體" w:cs="新細明體"/>
-          <w:b/>
-          <w:bCs/>
-          <w:kern w:val="0"/>
-          <w:sz w:val="28"/>
-          <w:szCs w:val="28"/>
-        </w:rPr>
-        <w:t>、</w:t>
-      </w:r>
-      <w:proofErr w:type="gramStart"/>
-      <w:r>
-        <w:rPr>
-          <w:rFonts w:ascii="標楷體" w:eastAsia="標楷體" w:hAnsi="標楷體" w:cs="新細明體"/>
-          <w:b/>
-          <w:bCs/>
-          <w:kern w:val="0"/>
-          <w:sz w:val="28"/>
-          <w:szCs w:val="28"/>
-          <w:u w:val="single"/>
-        </w:rPr>
         <w:t>呂公著</w:t>
       </w:r>
-      <w:proofErr w:type="gramEnd"/>
       <w:r>
         <w:rPr>
           <w:rFonts w:ascii="標楷體" w:eastAsia="標楷體" w:hAnsi="標楷體" w:cs="新細明體"/>
@@ -858,19 +764,17 @@
           <w:sz w:val="28"/>
           <w:szCs w:val="28"/>
         </w:rPr>
-        <w:t>「元</w:t>
-      </w:r>
-      <w:proofErr w:type="gramStart"/>
-      <w:r>
-        <w:rPr>
-          <w:rFonts w:ascii="標楷體" w:eastAsia="標楷體" w:hAnsi="標楷體" w:cs="新細明體"/>
-          <w:kern w:val="0"/>
-          <w:sz w:val="28"/>
-          <w:szCs w:val="28"/>
-        </w:rPr>
-        <w:t>祐</w:t>
-      </w:r>
-      <w:proofErr w:type="gramEnd"/>
+        <w:t>「</w:t>
+      </w:r>
+      <w:r>
+        <w:rPr>
+          <w:rFonts w:ascii="標楷體" w:eastAsia="標楷體" w:hAnsi="標楷體" w:cs="新細明體"/>
+          <w:kern w:val="0"/>
+          <w:sz w:val="28"/>
+          <w:szCs w:val="28"/>
+        </w:rPr>
+        <w:t>元祜</w:t>
+      </w:r>
       <w:r>
         <w:rPr>
           <w:rFonts w:ascii="標楷體" w:eastAsia="標楷體" w:hAnsi="標楷體" w:cs="新細明體"/>
@@ -961,27 +865,7 @@
           <w:sz w:val="28"/>
           <w:szCs w:val="28"/>
         </w:rPr>
-        <w:t>：注重君子人格與道德修養，反對汲汲營營</w:t>
-      </w:r>
-      <w:proofErr w:type="gramStart"/>
-      <w:r>
-        <w:rPr>
-          <w:rFonts w:ascii="標楷體" w:eastAsia="標楷體" w:hAnsi="標楷體" w:cs="新細明體"/>
-          <w:kern w:val="0"/>
-          <w:sz w:val="28"/>
-          <w:szCs w:val="28"/>
-        </w:rPr>
-        <w:t>的利祿之</w:t>
-      </w:r>
-      <w:proofErr w:type="gramEnd"/>
-      <w:r>
-        <w:rPr>
-          <w:rFonts w:ascii="標楷體" w:eastAsia="標楷體" w:hAnsi="標楷體" w:cs="新細明體"/>
-          <w:kern w:val="0"/>
-          <w:sz w:val="28"/>
-          <w:szCs w:val="28"/>
-        </w:rPr>
-        <w:t>徒。</w:t>
+        <w:t>：注重君子人格與道德修養，反對汲汲營營的利祿之徒。</w:t>
       </w:r>
     </w:p>
     <w:p>
@@ -1037,25 +921,31 @@
           <w:sz w:val="32"/>
           <w:szCs w:val="32"/>
         </w:rPr>
-        <w:t>4. 歷史影響與「元</w:t>
-      </w:r>
-      <w:proofErr w:type="gramStart"/>
+        <w:t>4. 歷史影響與「</w:t>
+      </w:r>
+      <w:r>
+        <w:rPr>
+          <w:rFonts w:ascii="標楷體" w:eastAsia="標楷體" w:hAnsi="標楷體"/>
+          <w:sz w:val="28"/>
+          <w:szCs w:val="28"/>
+        </w:rPr>
+        <w:t>元祜</w:t>
+      </w:r>
+      <w:r>
+        <w:rPr>
+          <w:rFonts w:ascii="標楷體" w:eastAsia="標楷體" w:hAnsi="標楷體"/>
+          <w:sz w:val="28"/>
+          <w:szCs w:val="28"/>
+        </w:rPr>
+        <w:t>黨籍</w:t>
+      </w:r>
       <w:r>
         <w:rPr>
           <w:rFonts w:ascii="標楷體" w:eastAsia="標楷體" w:hAnsi="標楷體"/>
           <w:sz w:val="32"/>
           <w:szCs w:val="32"/>
         </w:rPr>
-        <w:t>祐</w:t>
-      </w:r>
-      <w:proofErr w:type="gramEnd"/>
-      <w:r>
-        <w:rPr>
-          <w:rFonts w:ascii="標楷體" w:eastAsia="標楷體" w:hAnsi="標楷體"/>
-          <w:sz w:val="32"/>
-          <w:szCs w:val="32"/>
-        </w:rPr>
-        <w:t>黨籍」之禍</w:t>
+        <w:t>」之禍</w:t>
       </w:r>
     </w:p>
     <w:p>
@@ -1106,20 +996,8 @@
           <w:szCs w:val="28"/>
           <w:u w:val="single"/>
         </w:rPr>
-        <w:t>元</w:t>
-      </w:r>
-      <w:proofErr w:type="gramStart"/>
-      <w:r>
-        <w:rPr>
-          <w:rFonts w:ascii="標楷體" w:eastAsia="標楷體" w:hAnsi="標楷體" w:cs="新細明體"/>
-          <w:kern w:val="0"/>
-          <w:sz w:val="28"/>
-          <w:szCs w:val="28"/>
-          <w:u w:val="single"/>
-        </w:rPr>
-        <w:t>祐</w:t>
-      </w:r>
-      <w:proofErr w:type="gramEnd"/>
+        <w:t>元祜</w:t>
+      </w:r>
       <w:r>
         <w:rPr>
           <w:rFonts w:ascii="標楷體" w:eastAsia="標楷體" w:hAnsi="標楷體" w:cs="新細明體"/>
@@ -1156,20 +1034,8 @@
           <w:szCs w:val="28"/>
           <w:u w:val="single"/>
         </w:rPr>
-        <w:t>章</w:t>
-      </w:r>
-      <w:proofErr w:type="gramStart"/>
-      <w:r>
-        <w:rPr>
-          <w:rFonts w:ascii="標楷體" w:eastAsia="標楷體" w:hAnsi="標楷體" w:cs="新細明體"/>
-          <w:kern w:val="0"/>
-          <w:sz w:val="28"/>
-          <w:szCs w:val="28"/>
-          <w:u w:val="single"/>
-        </w:rPr>
-        <w:t>惇</w:t>
-      </w:r>
-      <w:proofErr w:type="gramEnd"/>
+        <w:t>章惇</w:t>
+      </w:r>
       <w:r>
         <w:rPr>
           <w:rFonts w:ascii="標楷體" w:eastAsia="標楷體" w:hAnsi="標楷體" w:cs="新細明體" w:hint="eastAsia"/>
@@ -1179,7 +1045,6 @@
         </w:rPr>
         <w:t>(</w:t>
       </w:r>
-      <w:proofErr w:type="gramStart"/>
       <w:r>
         <w:rPr>
           <w:rFonts w:ascii="標楷體" w:eastAsia="標楷體" w:hAnsi="標楷體" w:cs="新細明體" w:hint="eastAsia"/>
@@ -1190,7 +1055,6 @@
         </w:rPr>
         <w:t>ㄉㄨㄣ</w:t>
       </w:r>
-      <w:proofErr w:type="gramEnd"/>
       <w:r>
         <w:rPr>
           <w:rFonts w:ascii="標楷體" w:eastAsia="標楷體" w:hAnsi="標楷體" w:cs="新細明體" w:hint="eastAsia"/>
@@ -1207,48 +1071,17 @@
           <w:sz w:val="28"/>
           <w:szCs w:val="28"/>
         </w:rPr>
-        <w:t>等革新派（新黨），全面</w:t>
-      </w:r>
-      <w:proofErr w:type="gramStart"/>
-      <w:r>
-        <w:rPr>
-          <w:rFonts w:ascii="標楷體" w:eastAsia="標楷體" w:hAnsi="標楷體" w:cs="新細明體"/>
-          <w:kern w:val="0"/>
-          <w:sz w:val="28"/>
-          <w:szCs w:val="28"/>
-        </w:rPr>
-        <w:t>清算舊黨</w:t>
-      </w:r>
-      <w:proofErr w:type="gramEnd"/>
-      <w:r>
-        <w:rPr>
-          <w:rFonts w:ascii="標楷體" w:eastAsia="標楷體" w:hAnsi="標楷體" w:cs="新細明體"/>
-          <w:kern w:val="0"/>
-          <w:sz w:val="28"/>
-          <w:szCs w:val="28"/>
-        </w:rPr>
-        <w:t>。到了</w:t>
-      </w:r>
-      <w:r>
-        <w:rPr>
-          <w:rFonts w:ascii="標楷體" w:eastAsia="標楷體" w:hAnsi="標楷體" w:cs="新細明體"/>
-          <w:kern w:val="0"/>
-          <w:sz w:val="28"/>
-          <w:szCs w:val="28"/>
-          <w:u w:val="single"/>
-        </w:rPr>
-        <w:t>徽</w:t>
-      </w:r>
-      <w:proofErr w:type="gramStart"/>
-      <w:r>
-        <w:rPr>
-          <w:rFonts w:ascii="標楷體" w:eastAsia="標楷體" w:hAnsi="標楷體" w:cs="新細明體"/>
-          <w:kern w:val="0"/>
-          <w:sz w:val="28"/>
-          <w:szCs w:val="28"/>
-          <w:u w:val="single"/>
-        </w:rPr>
-        <w:t>宗</w:t>
+        <w:t>等革新派（新黨），全面清算舊黨。到了</w:t>
+      </w:r>
+      <w:r>
+        <w:rPr>
+          <w:rFonts w:ascii="標楷體" w:eastAsia="標楷體" w:hAnsi="標楷體" w:cs="新細明體"/>
+          <w:kern w:val="0"/>
+          <w:sz w:val="28"/>
+          <w:szCs w:val="28"/>
+          <w:u w:val="single"/>
+        </w:rPr>
+        <w:t>徽宗</w:t>
       </w:r>
       <w:r>
         <w:rPr>
@@ -1269,7 +1102,6 @@
         </w:rPr>
         <w:t>崇寧</w:t>
       </w:r>
-      <w:proofErr w:type="gramEnd"/>
       <w:r>
         <w:rPr>
           <w:rFonts w:ascii="標楷體" w:eastAsia="標楷體" w:hAnsi="標楷體" w:cs="新細明體"/>
@@ -1296,27 +1128,25 @@
           <w:sz w:val="28"/>
           <w:szCs w:val="28"/>
         </w:rPr>
-        <w:t>更設立臭名昭著的「元</w:t>
-      </w:r>
-      <w:proofErr w:type="gramStart"/>
-      <w:r>
-        <w:rPr>
-          <w:rFonts w:ascii="標楷體" w:eastAsia="標楷體" w:hAnsi="標楷體" w:cs="新細明體"/>
-          <w:kern w:val="0"/>
-          <w:sz w:val="28"/>
-          <w:szCs w:val="28"/>
-        </w:rPr>
-        <w:t>祐黨人碑</w:t>
-      </w:r>
-      <w:proofErr w:type="gramEnd"/>
-      <w:r>
-        <w:rPr>
-          <w:rFonts w:ascii="標楷體" w:eastAsia="標楷體" w:hAnsi="標楷體" w:cs="新細明體"/>
-          <w:kern w:val="0"/>
-          <w:sz w:val="28"/>
-          <w:szCs w:val="28"/>
-        </w:rPr>
-        <w:t>」，將</w:t>
+        <w:t>更設立臭名昭著的「</w:t>
+      </w:r>
+      <w:r>
+        <w:rPr>
+          <w:rFonts w:ascii="標楷體" w:eastAsia="標楷體" w:hAnsi="標楷體" w:cs="新細明體"/>
+          <w:kern w:val="0"/>
+          <w:sz w:val="28"/>
+          <w:szCs w:val="28"/>
+        </w:rPr>
+        <w:t>元祜</w:t>
+      </w:r>
+      <w:r>
+        <w:rPr>
+          <w:rFonts w:ascii="標楷體" w:eastAsia="標楷體" w:hAnsi="標楷體" w:cs="新細明體"/>
+          <w:kern w:val="0"/>
+          <w:sz w:val="28"/>
+          <w:szCs w:val="28"/>
+        </w:rPr>
+        <w:t>黨人碑」，將</w:t>
       </w:r>
       <w:r>
         <w:rPr>
@@ -1362,9 +1192,6 @@
         <w:widowControl/>
         <w:spacing w:line="440" w:lineRule="exact"/>
         <w:jc w:val="both"/>
-        <w:rPr>
-          <w:rFonts w:hint="eastAsia"/>
-        </w:rPr>
       </w:pPr>
       <w:r>
         <w:rPr>
@@ -1421,20 +1248,8 @@
           <w:szCs w:val="28"/>
           <w:u w:val="single"/>
         </w:rPr>
-        <w:t>元</w:t>
-      </w:r>
-      <w:proofErr w:type="gramStart"/>
-      <w:r>
-        <w:rPr>
-          <w:rFonts w:ascii="標楷體" w:eastAsia="標楷體" w:hAnsi="標楷體" w:cs="新細明體"/>
-          <w:kern w:val="0"/>
-          <w:sz w:val="28"/>
-          <w:szCs w:val="28"/>
-          <w:u w:val="single"/>
-        </w:rPr>
-        <w:t>祐</w:t>
-      </w:r>
-      <w:proofErr w:type="gramEnd"/>
+        <w:t>元祜</w:t>
+      </w:r>
       <w:r>
         <w:rPr>
           <w:rFonts w:ascii="標楷體" w:eastAsia="標楷體" w:hAnsi="標楷體" w:cs="新細明體"/>
@@ -1466,7 +1281,7 @@
     </w:p>
     <w:sectPr>
       <w:pgSz w:w="11906" w:h="16838"/>
-      <w:pgMar w:top="851" w:right="1134" w:bottom="567" w:left="1134" w:header="851" w:footer="992" w:gutter="0"/>
+      <w:pgMar w:top="567" w:right="1134" w:bottom="567" w:left="1134" w:header="851" w:footer="992" w:gutter="0"/>
       <w:cols w:space="425"/>
       <w:docGrid w:type="lines" w:linePitch="360"/>
     </w:sectPr>
@@ -1475,7 +1290,7 @@
 </file>
 
 <file path=word/endnotes.xml><?xml version="1.0" encoding="utf-8"?>
-<w:endnotes xmlns:wpc="http://schemas.microsoft.com/office/word/2010/wordprocessingCanvas" xmlns:cx="http://schemas.microsoft.com/office/drawing/2014/chartex" xmlns:cx1="http://schemas.microsoft.com/office/drawing/2015/9/8/chartex" xmlns:cx2="http://schemas.microsoft.com/office/drawing/2015/10/21/chartex" xmlns:cx3="http://schemas.microsoft.com/office/drawing/2016/5/9/chartex" xmlns:cx4="http://schemas.microsoft.com/office/drawing/2016/5/10/chartex" xmlns:cx5="http://schemas.microsoft.com/office/drawing/2016/5/11/chartex" xmlns:cx6="http://schemas.microsoft.com/office/drawing/2016/5/12/chartex" xmlns:cx7="http://schemas.microsoft.com/office/drawing/2016/5/13/chartex" xmlns:cx8="http://schemas.microsoft.com/office/drawing/2016/5/14/chartex" xmlns:mc="http://schemas.openxmlformats.org/markup-compatibility/2006" xmlns:aink="http://schemas.microsoft.com/office/drawing/2016/ink" xmlns:am3d="http://schemas.microsoft.com/office/drawing/2017/model3d" xmlns:o="urn:schemas-microsoft-com:office:office" xmlns:r="http://schemas.openxmlformats.org/officeDocument/2006/relationships" xmlns:m="http://schemas.openxmlformats.org/officeDocument/2006/math" xmlns:v="urn:schemas-microsoft-com:vml" xmlns:wp14="http://schemas.microsoft.com/office/word/2010/wordprocessingDrawing" xmlns:wp="http://schemas.openxmlformats.org/drawingml/2006/wordprocessingDrawing" xmlns:w10="urn:schemas-microsoft-com:office:word" xmlns:w="http://schemas.openxmlformats.org/wordprocessingml/2006/main" xmlns:w14="http://schemas.microsoft.com/office/word/2010/wordml" xmlns:w15="http://schemas.microsoft.com/office/word/2012/wordml" xmlns:w16cex="http://schemas.microsoft.com/office/word/2018/wordml/cex" xmlns:w16cid="http://schemas.microsoft.com/office/word/2016/wordml/cid" xmlns:w16="http://schemas.microsoft.com/office/word/2018/wordml" xmlns:w16sdtdh="http://schemas.microsoft.com/office/word/2020/wordml/sdtdatahash" xmlns:w16se="http://schemas.microsoft.com/office/word/2015/wordml/symex" xmlns:wpg="http://schemas.microsoft.com/office/word/2010/wordprocessingGroup" xmlns:wpi="http://schemas.microsoft.com/office/word/2010/wordprocessingInk" xmlns:wne="http://schemas.microsoft.com/office/word/2006/wordml" xmlns:wps="http://schemas.microsoft.com/office/word/2010/wordprocessingShape" mc:Ignorable="w14 w15 w16se w16cid w16 w16cex w16sdtdh wp14">
+<w:endnotes xmlns:wpc="http://schemas.microsoft.com/office/word/2010/wordprocessingCanvas" xmlns:cx="http://schemas.microsoft.com/office/drawing/2014/chartex" xmlns:cx1="http://schemas.microsoft.com/office/drawing/2015/9/8/chartex" xmlns:cx2="http://schemas.microsoft.com/office/drawing/2015/10/21/chartex" xmlns:cx3="http://schemas.microsoft.com/office/drawing/2016/5/9/chartex" xmlns:cx4="http://schemas.microsoft.com/office/drawing/2016/5/10/chartex" xmlns:cx5="http://schemas.microsoft.com/office/drawing/2016/5/11/chartex" xmlns:cx6="http://schemas.microsoft.com/office/drawing/2016/5/12/chartex" xmlns:cx7="http://schemas.microsoft.com/office/drawing/2016/5/13/chartex" xmlns:cx8="http://schemas.microsoft.com/office/drawing/2016/5/14/chartex" xmlns:mc="http://schemas.openxmlformats.org/markup-compatibility/2006" xmlns:aink="http://schemas.microsoft.com/office/drawing/2016/ink" xmlns:am3d="http://schemas.microsoft.com/office/drawing/2017/model3d" xmlns:o="urn:schemas-microsoft-com:office:office" xmlns:oel="http://schemas.microsoft.com/office/2019/extlst" xmlns:r="http://schemas.openxmlformats.org/officeDocument/2006/relationships" xmlns:m="http://schemas.openxmlformats.org/officeDocument/2006/math" xmlns:v="urn:schemas-microsoft-com:vml" xmlns:wp14="http://schemas.microsoft.com/office/word/2010/wordprocessingDrawing" xmlns:wp="http://schemas.openxmlformats.org/drawingml/2006/wordprocessingDrawing" xmlns:w10="urn:schemas-microsoft-com:office:word" xmlns:w="http://schemas.openxmlformats.org/wordprocessingml/2006/main" xmlns:w14="http://schemas.microsoft.com/office/word/2010/wordml" xmlns:w15="http://schemas.microsoft.com/office/word/2012/wordml" xmlns:w16cex="http://schemas.microsoft.com/office/word/2018/wordml/cex" xmlns:w16cid="http://schemas.microsoft.com/office/word/2016/wordml/cid" xmlns:w16="http://schemas.microsoft.com/office/word/2018/wordml" xmlns:w16du="http://schemas.microsoft.com/office/word/2023/wordml/word16du" xmlns:w16sdtdh="http://schemas.microsoft.com/office/word/2020/wordml/sdtdatahash" xmlns:w16sdtfl="http://schemas.microsoft.com/office/word/2024/wordml/sdtformatlock" xmlns:w16se="http://schemas.microsoft.com/office/word/2015/wordml/symex" xmlns:wpg="http://schemas.microsoft.com/office/word/2010/wordprocessingGroup" xmlns:wpi="http://schemas.microsoft.com/office/word/2010/wordprocessingInk" xmlns:wne="http://schemas.microsoft.com/office/word/2006/wordml" xmlns:wps="http://schemas.microsoft.com/office/word/2010/wordprocessingShape" mc:Ignorable="w14 w15 w16se w16cid w16 w16cex w16sdtdh w16sdtfl w16du wp14">
   <w:endnote w:type="separator" w:id="-1">
     <w:p>
       <w:r>
@@ -1494,7 +1309,7 @@
 </file>
 
 <file path=word/footnotes.xml><?xml version="1.0" encoding="utf-8"?>
-<w:footnotes xmlns:wpc="http://schemas.microsoft.com/office/word/2010/wordprocessingCanvas" xmlns:cx="http://schemas.microsoft.com/office/drawing/2014/chartex" xmlns:cx1="http://schemas.microsoft.com/office/drawing/2015/9/8/chartex" xmlns:cx2="http://schemas.microsoft.com/office/drawing/2015/10/21/chartex" xmlns:cx3="http://schemas.microsoft.com/office/drawing/2016/5/9/chartex" xmlns:cx4="http://schemas.microsoft.com/office/drawing/2016/5/10/chartex" xmlns:cx5="http://schemas.microsoft.com/office/drawing/2016/5/11/chartex" xmlns:cx6="http://schemas.microsoft.com/office/drawing/2016/5/12/chartex" xmlns:cx7="http://schemas.microsoft.com/office/drawing/2016/5/13/chartex" xmlns:cx8="http://schemas.microsoft.com/office/drawing/2016/5/14/chartex" xmlns:mc="http://schemas.openxmlformats.org/markup-compatibility/2006" xmlns:aink="http://schemas.microsoft.com/office/drawing/2016/ink" xmlns:am3d="http://schemas.microsoft.com/office/drawing/2017/model3d" xmlns:o="urn:schemas-microsoft-com:office:office" xmlns:r="http://schemas.openxmlformats.org/officeDocument/2006/relationships" xmlns:m="http://schemas.openxmlformats.org/officeDocument/2006/math" xmlns:v="urn:schemas-microsoft-com:vml" xmlns:wp14="http://schemas.microsoft.com/office/word/2010/wordprocessingDrawing" xmlns:wp="http://schemas.openxmlformats.org/drawingml/2006/wordprocessingDrawing" xmlns:w10="urn:schemas-microsoft-com:office:word" xmlns:w="http://schemas.openxmlformats.org/wordprocessingml/2006/main" xmlns:w14="http://schemas.microsoft.com/office/word/2010/wordml" xmlns:w15="http://schemas.microsoft.com/office/word/2012/wordml" xmlns:w16cex="http://schemas.microsoft.com/office/word/2018/wordml/cex" xmlns:w16cid="http://schemas.microsoft.com/office/word/2016/wordml/cid" xmlns:w16="http://schemas.microsoft.com/office/word/2018/wordml" xmlns:w16sdtdh="http://schemas.microsoft.com/office/word/2020/wordml/sdtdatahash" xmlns:w16se="http://schemas.microsoft.com/office/word/2015/wordml/symex" xmlns:wpg="http://schemas.microsoft.com/office/word/2010/wordprocessingGroup" xmlns:wpi="http://schemas.microsoft.com/office/word/2010/wordprocessingInk" xmlns:wne="http://schemas.microsoft.com/office/word/2006/wordml" xmlns:wps="http://schemas.microsoft.com/office/word/2010/wordprocessingShape" mc:Ignorable="w14 w15 w16se w16cid w16 w16cex w16sdtdh wp14">
+<w:footnotes xmlns:wpc="http://schemas.microsoft.com/office/word/2010/wordprocessingCanvas" xmlns:cx="http://schemas.microsoft.com/office/drawing/2014/chartex" xmlns:cx1="http://schemas.microsoft.com/office/drawing/2015/9/8/chartex" xmlns:cx2="http://schemas.microsoft.com/office/drawing/2015/10/21/chartex" xmlns:cx3="http://schemas.microsoft.com/office/drawing/2016/5/9/chartex" xmlns:cx4="http://schemas.microsoft.com/office/drawing/2016/5/10/chartex" xmlns:cx5="http://schemas.microsoft.com/office/drawing/2016/5/11/chartex" xmlns:cx6="http://schemas.microsoft.com/office/drawing/2016/5/12/chartex" xmlns:cx7="http://schemas.microsoft.com/office/drawing/2016/5/13/chartex" xmlns:cx8="http://schemas.microsoft.com/office/drawing/2016/5/14/chartex" xmlns:mc="http://schemas.openxmlformats.org/markup-compatibility/2006" xmlns:aink="http://schemas.microsoft.com/office/drawing/2016/ink" xmlns:am3d="http://schemas.microsoft.com/office/drawing/2017/model3d" xmlns:o="urn:schemas-microsoft-com:office:office" xmlns:oel="http://schemas.microsoft.com/office/2019/extlst" xmlns:r="http://schemas.openxmlformats.org/officeDocument/2006/relationships" xmlns:m="http://schemas.openxmlformats.org/officeDocument/2006/math" xmlns:v="urn:schemas-microsoft-com:vml" xmlns:wp14="http://schemas.microsoft.com/office/word/2010/wordprocessingDrawing" xmlns:wp="http://schemas.openxmlformats.org/drawingml/2006/wordprocessingDrawing" xmlns:w10="urn:schemas-microsoft-com:office:word" xmlns:w="http://schemas.openxmlformats.org/wordprocessingml/2006/main" xmlns:w14="http://schemas.microsoft.com/office/word/2010/wordml" xmlns:w15="http://schemas.microsoft.com/office/word/2012/wordml" xmlns:w16cex="http://schemas.microsoft.com/office/word/2018/wordml/cex" xmlns:w16cid="http://schemas.microsoft.com/office/word/2016/wordml/cid" xmlns:w16="http://schemas.microsoft.com/office/word/2018/wordml" xmlns:w16du="http://schemas.microsoft.com/office/word/2023/wordml/word16du" xmlns:w16sdtdh="http://schemas.microsoft.com/office/word/2020/wordml/sdtdatahash" xmlns:w16sdtfl="http://schemas.microsoft.com/office/word/2024/wordml/sdtformatlock" xmlns:w16se="http://schemas.microsoft.com/office/word/2015/wordml/symex" xmlns:wpg="http://schemas.microsoft.com/office/word/2010/wordprocessingGroup" xmlns:wpi="http://schemas.microsoft.com/office/word/2010/wordprocessingInk" xmlns:wne="http://schemas.microsoft.com/office/word/2006/wordml" xmlns:wps="http://schemas.microsoft.com/office/word/2010/wordprocessingShape" mc:Ignorable="w14 w15 w16se w16cid w16 w16cex w16sdtdh w16sdtfl w16du wp14">
   <w:footnote w:type="separator" w:id="-1">
     <w:p>
       <w:r>
@@ -1513,7 +1328,7 @@
 </file>
 
 <file path=word/numbering.xml><?xml version="1.0" encoding="utf-8"?>
-<w:numbering xmlns:wpc="http://schemas.microsoft.com/office/word/2010/wordprocessingCanvas" xmlns:cx="http://schemas.microsoft.com/office/drawing/2014/chartex" xmlns:cx1="http://schemas.microsoft.com/office/drawing/2015/9/8/chartex" xmlns:cx2="http://schemas.microsoft.com/office/drawing/2015/10/21/chartex" xmlns:cx3="http://schemas.microsoft.com/office/drawing/2016/5/9/chartex" xmlns:cx4="http://schemas.microsoft.com/office/drawing/2016/5/10/chartex" xmlns:cx5="http://schemas.microsoft.com/office/drawing/2016/5/11/chartex" xmlns:cx6="http://schemas.microsoft.com/office/drawing/2016/5/12/chartex" xmlns:cx7="http://schemas.microsoft.com/office/drawing/2016/5/13/chartex" xmlns:cx8="http://schemas.microsoft.com/office/drawing/2016/5/14/chartex" xmlns:mc="http://schemas.openxmlformats.org/markup-compatibility/2006" xmlns:aink="http://schemas.microsoft.com/office/drawing/2016/ink" xmlns:am3d="http://schemas.microsoft.com/office/drawing/2017/model3d" xmlns:o="urn:schemas-microsoft-com:office:office" xmlns:r="http://schemas.openxmlformats.org/officeDocument/2006/relationships" xmlns:m="http://schemas.openxmlformats.org/officeDocument/2006/math" xmlns:v="urn:schemas-microsoft-com:vml" xmlns:wp14="http://schemas.microsoft.com/office/word/2010/wordprocessingDrawing" xmlns:wp="http://schemas.openxmlformats.org/drawingml/2006/wordprocessingDrawing" xmlns:w10="urn:schemas-microsoft-com:office:word" xmlns:w="http://schemas.openxmlformats.org/wordprocessingml/2006/main" xmlns:w14="http://schemas.microsoft.com/office/word/2010/wordml" xmlns:w15="http://schemas.microsoft.com/office/word/2012/wordml" xmlns:w16cex="http://schemas.microsoft.com/office/word/2018/wordml/cex" xmlns:w16cid="http://schemas.microsoft.com/office/word/2016/wordml/cid" xmlns:w16="http://schemas.microsoft.com/office/word/2018/wordml" xmlns:w16sdtdh="http://schemas.microsoft.com/office/word/2020/wordml/sdtdatahash" xmlns:w16se="http://schemas.microsoft.com/office/word/2015/wordml/symex" xmlns:wpg="http://schemas.microsoft.com/office/word/2010/wordprocessingGroup" xmlns:wpi="http://schemas.microsoft.com/office/word/2010/wordprocessingInk" xmlns:wne="http://schemas.microsoft.com/office/word/2006/wordml" xmlns:wps="http://schemas.microsoft.com/office/word/2010/wordprocessingShape" mc:Ignorable="w14 w15 w16se w16cid w16 w16cex w16sdtdh wp14">
+<w:numbering xmlns:wpc="http://schemas.microsoft.com/office/word/2010/wordprocessingCanvas" xmlns:cx="http://schemas.microsoft.com/office/drawing/2014/chartex" xmlns:cx1="http://schemas.microsoft.com/office/drawing/2015/9/8/chartex" xmlns:cx2="http://schemas.microsoft.com/office/drawing/2015/10/21/chartex" xmlns:cx3="http://schemas.microsoft.com/office/drawing/2016/5/9/chartex" xmlns:cx4="http://schemas.microsoft.com/office/drawing/2016/5/10/chartex" xmlns:cx5="http://schemas.microsoft.com/office/drawing/2016/5/11/chartex" xmlns:cx6="http://schemas.microsoft.com/office/drawing/2016/5/12/chartex" xmlns:cx7="http://schemas.microsoft.com/office/drawing/2016/5/13/chartex" xmlns:cx8="http://schemas.microsoft.com/office/drawing/2016/5/14/chartex" xmlns:mc="http://schemas.openxmlformats.org/markup-compatibility/2006" xmlns:aink="http://schemas.microsoft.com/office/drawing/2016/ink" xmlns:am3d="http://schemas.microsoft.com/office/drawing/2017/model3d" xmlns:o="urn:schemas-microsoft-com:office:office" xmlns:oel="http://schemas.microsoft.com/office/2019/extlst" xmlns:r="http://schemas.openxmlformats.org/officeDocument/2006/relationships" xmlns:m="http://schemas.openxmlformats.org/officeDocument/2006/math" xmlns:v="urn:schemas-microsoft-com:vml" xmlns:wp14="http://schemas.microsoft.com/office/word/2010/wordprocessingDrawing" xmlns:wp="http://schemas.openxmlformats.org/drawingml/2006/wordprocessingDrawing" xmlns:w10="urn:schemas-microsoft-com:office:word" xmlns:w="http://schemas.openxmlformats.org/wordprocessingml/2006/main" xmlns:w14="http://schemas.microsoft.com/office/word/2010/wordml" xmlns:w15="http://schemas.microsoft.com/office/word/2012/wordml" xmlns:w16cex="http://schemas.microsoft.com/office/word/2018/wordml/cex" xmlns:w16cid="http://schemas.microsoft.com/office/word/2016/wordml/cid" xmlns:w16="http://schemas.microsoft.com/office/word/2018/wordml" xmlns:w16du="http://schemas.microsoft.com/office/word/2023/wordml/word16du" xmlns:w16sdtdh="http://schemas.microsoft.com/office/word/2020/wordml/sdtdatahash" xmlns:w16sdtfl="http://schemas.microsoft.com/office/word/2024/wordml/sdtformatlock" xmlns:w16se="http://schemas.microsoft.com/office/word/2015/wordml/symex" xmlns:wpg="http://schemas.microsoft.com/office/word/2010/wordprocessingGroup" xmlns:wpi="http://schemas.microsoft.com/office/word/2010/wordprocessingInk" xmlns:wne="http://schemas.microsoft.com/office/word/2006/wordml" xmlns:wps="http://schemas.microsoft.com/office/word/2010/wordprocessingShape" mc:Ignorable="w14 w15 w16se w16cid w16 w16cex w16sdtdh w16sdtfl w16du wp14">
   <w:abstractNum w:abstractNumId="0" w15:restartNumberingAfterBreak="0">
     <w:nsid w:val="119E0B69"/>
     <w:multiLevelType w:val="multilevel"/>
@@ -1812,17 +1627,17 @@
       </w:rPr>
     </w:lvl>
   </w:abstractNum>
-  <w:num w:numId="1">
+  <w:num w:numId="1" w16cid:durableId="699937549">
     <w:abstractNumId w:val="0"/>
   </w:num>
-  <w:num w:numId="2">
+  <w:num w:numId="2" w16cid:durableId="2039771675">
     <w:abstractNumId w:val="1"/>
   </w:num>
 </w:numbering>
 </file>
 
 <file path=word/styles.xml><?xml version="1.0" encoding="utf-8"?>
-<w:styles xmlns:mc="http://schemas.openxmlformats.org/markup-compatibility/2006" xmlns:r="http://schemas.openxmlformats.org/officeDocument/2006/relationships" xmlns:w="http://schemas.openxmlformats.org/wordprocessingml/2006/main" xmlns:w14="http://schemas.microsoft.com/office/word/2010/wordml" xmlns:w15="http://schemas.microsoft.com/office/word/2012/wordml" xmlns:w16cex="http://schemas.microsoft.com/office/word/2018/wordml/cex" xmlns:w16cid="http://schemas.microsoft.com/office/word/2016/wordml/cid" xmlns:w16="http://schemas.microsoft.com/office/word/2018/wordml" xmlns:w16sdtdh="http://schemas.microsoft.com/office/word/2020/wordml/sdtdatahash" xmlns:w16se="http://schemas.microsoft.com/office/word/2015/wordml/symex" mc:Ignorable="w14 w15 w16se w16cid w16 w16cex w16sdtdh">
+<w:styles xmlns:mc="http://schemas.openxmlformats.org/markup-compatibility/2006" xmlns:r="http://schemas.openxmlformats.org/officeDocument/2006/relationships" xmlns:w="http://schemas.openxmlformats.org/wordprocessingml/2006/main" xmlns:w14="http://schemas.microsoft.com/office/word/2010/wordml" xmlns:w15="http://schemas.microsoft.com/office/word/2012/wordml" xmlns:w16cex="http://schemas.microsoft.com/office/word/2018/wordml/cex" xmlns:w16cid="http://schemas.microsoft.com/office/word/2016/wordml/cid" xmlns:w16="http://schemas.microsoft.com/office/word/2018/wordml" xmlns:w16du="http://schemas.microsoft.com/office/word/2023/wordml/word16du" xmlns:w16sdtdh="http://schemas.microsoft.com/office/word/2020/wordml/sdtdatahash" xmlns:w16sdtfl="http://schemas.microsoft.com/office/word/2024/wordml/sdtformatlock" xmlns:w16se="http://schemas.microsoft.com/office/word/2015/wordml/symex" mc:Ignorable="w14 w15 w16se w16cid w16 w16cex w16sdtdh w16sdtfl w16du">
   <w:docDefaults>
     <w:rPrDefault>
       <w:rPr>
